--- a/javascript/complete/1. basics/07. if else switch statements/if else switch.docx
+++ b/javascript/complete/1. basics/07. if else switch statements/if else switch.docx
@@ -9,83 +9,126 @@
           <w:rFonts w:ascii="Helvetica Neue" w:eastAsia="Times New Roman" w:hAnsi="Helvetica Neue" w:cs="Times New Roman"/>
           <w:color w:val="1B1C1D"/>
           <w:kern w:val="0"/>
-          <w:lang w:eastAsia="en-GB"/>
-          <w14:ligatures w14:val="none"/>
-        </w:rPr>
-      </w:pPr>
-      <w:r>
-        <w:rPr>
-          <w:rFonts w:ascii="Helvetica Neue" w:eastAsia="Times New Roman" w:hAnsi="Helvetica Neue" w:cs="Times New Roman"/>
-          <w:color w:val="1B1C1D"/>
-          <w:kern w:val="0"/>
-          <w:lang w:eastAsia="en-GB"/>
-          <w14:ligatures w14:val="none"/>
-        </w:rPr>
-        <w:t xml:space="preserve">The </w:t>
-      </w:r>
-      <w:r>
-        <w:rPr>
-          <w:rFonts w:ascii="Courier New" w:eastAsia="Times New Roman" w:hAnsi="Courier New" w:cs="Courier New"/>
-          <w:color w:val="575B5F"/>
-          <w:kern w:val="0"/>
-          <w:sz w:val="21"/>
-          <w:szCs w:val="21"/>
-          <w:bdr w:val="none" w:sz="0" w:space="0" w:color="auto" w:frame="1"/>
-          <w:lang w:eastAsia="en-GB"/>
-          <w14:ligatures w14:val="none"/>
-        </w:rPr>
-        <w:t>if...else</w:t>
-      </w:r>
-      <w:r>
-        <w:rPr>
-          <w:rFonts w:ascii="Helvetica Neue" w:eastAsia="Times New Roman" w:hAnsi="Helvetica Neue" w:cs="Times New Roman"/>
-          <w:color w:val="1B1C1D"/>
-          <w:kern w:val="0"/>
-          <w:lang w:eastAsia="en-GB"/>
-          <w14:ligatures w14:val="none"/>
-        </w:rPr>
-        <w:t xml:space="preserve"> statement in JavaScript is a fundamental control flow statement that allows you to execute different blocks of code based on whether a condition is true or false. It's how your programs make decisions.</w:t>
-      </w:r>
-    </w:p>
-    <w:p>
-      <w:pPr>
-        <w:spacing w:line="420" w:lineRule="atLeast"/>
-        <w:rPr>
-          <w:rFonts w:ascii="Helvetica Neue" w:eastAsia="Times New Roman" w:hAnsi="Helvetica Neue" w:cs="Times New Roman"/>
-          <w:color w:val="1B1C1D"/>
-          <w:kern w:val="0"/>
-          <w:lang w:eastAsia="en-GB"/>
-          <w14:ligatures w14:val="none"/>
-        </w:rPr>
-      </w:pPr>
-      <w:r>
-        <w:rPr>
-          <w:rFonts w:ascii="Helvetica Neue" w:eastAsia="Times New Roman" w:hAnsi="Helvetica Neue" w:cs="Times New Roman"/>
+          <w:sz w:val="56"/>
+          <w:szCs w:val="56"/>
+          <w:u w:val="single"/>
+          <w:lang w:eastAsia="en-GB"/>
+          <w14:ligatures w14:val="none"/>
+        </w:rPr>
+      </w:pPr>
+      <w:r>
+        <w:rPr>
+          <w:rFonts w:ascii="Courier New" w:eastAsia="Times New Roman" w:hAnsi="Courier New" w:cs="Courier New"/>
           <w:b/>
           <w:bCs/>
-          <w:color w:val="1B1C1D"/>
-          <w:kern w:val="0"/>
-          <w:bdr w:val="none" w:sz="0" w:space="0" w:color="auto" w:frame="1"/>
-          <w:lang w:eastAsia="en-GB"/>
-          <w14:ligatures w14:val="none"/>
-        </w:rPr>
-        <w:t xml:space="preserve">Basic </w:t>
-      </w:r>
-      <w:r>
-        <w:rPr>
-          <w:rFonts w:ascii="Courier New" w:eastAsia="Times New Roman" w:hAnsi="Courier New" w:cs="Courier New"/>
+          <w:color w:val="575B5F"/>
+          <w:kern w:val="0"/>
+          <w:sz w:val="56"/>
+          <w:szCs w:val="56"/>
+          <w:u w:val="single"/>
+          <w:bdr w:val="none" w:sz="0" w:space="0" w:color="auto" w:frame="1"/>
+          <w:lang w:eastAsia="en-GB"/>
+          <w14:ligatures w14:val="none"/>
+        </w:rPr>
+        <w:t>if</w:t>
+      </w:r>
+      <w:r>
+        <w:rPr>
+          <w:rFonts w:ascii="Helvetica Neue" w:eastAsia="Times New Roman" w:hAnsi="Helvetica Neue" w:cs="Times New Roman"/>
           <w:b/>
           <w:bCs/>
-          <w:color w:val="575B5F"/>
-          <w:kern w:val="0"/>
-          <w:sz w:val="21"/>
-          <w:szCs w:val="21"/>
-          <w:bdr w:val="none" w:sz="0" w:space="0" w:color="auto" w:frame="1"/>
-          <w:lang w:eastAsia="en-GB"/>
-          <w14:ligatures w14:val="none"/>
-        </w:rPr>
-        <w:t>if</w:t>
-      </w:r>
+          <w:color w:val="1B1C1D"/>
+          <w:kern w:val="0"/>
+          <w:sz w:val="56"/>
+          <w:szCs w:val="56"/>
+          <w:u w:val="single"/>
+          <w:bdr w:val="none" w:sz="0" w:space="0" w:color="auto" w:frame="1"/>
+          <w:lang w:eastAsia="en-GB"/>
+          <w14:ligatures w14:val="none"/>
+        </w:rPr>
+        <w:t xml:space="preserve"> Statement</w:t>
+      </w:r>
+    </w:p>
+    <w:p>
+      <w:pPr>
+        <w:spacing w:line="420" w:lineRule="atLeast"/>
+        <w:rPr>
+          <w:rFonts w:ascii="Helvetica Neue" w:eastAsia="Times New Roman" w:hAnsi="Helvetica Neue" w:cs="Times New Roman"/>
+          <w:color w:val="1B1C1D"/>
+          <w:kern w:val="0"/>
+          <w:lang w:eastAsia="en-GB"/>
+          <w14:ligatures w14:val="none"/>
+        </w:rPr>
+      </w:pPr>
+    </w:p>
+    <w:p>
+      <w:pPr>
+        <w:spacing w:line="420" w:lineRule="atLeast"/>
+        <w:rPr>
+          <w:rFonts w:ascii="Helvetica Neue" w:eastAsia="Times New Roman" w:hAnsi="Helvetica Neue" w:cs="Times New Roman"/>
+          <w:color w:val="1B1C1D"/>
+          <w:kern w:val="0"/>
+          <w:lang w:eastAsia="en-GB"/>
+          <w14:ligatures w14:val="none"/>
+        </w:rPr>
+      </w:pPr>
+      <w:r>
+        <w:rPr>
+          <w:rFonts w:ascii="Helvetica Neue" w:eastAsia="Times New Roman" w:hAnsi="Helvetica Neue" w:cs="Times New Roman"/>
+          <w:color w:val="1B1C1D"/>
+          <w:kern w:val="0"/>
+          <w:lang w:eastAsia="en-GB"/>
+          <w14:ligatures w14:val="none"/>
+        </w:rPr>
+        <w:t xml:space="preserve">The </w:t>
+      </w:r>
+      <w:r>
+        <w:rPr>
+          <w:rFonts w:ascii="Courier New" w:eastAsia="Times New Roman" w:hAnsi="Courier New" w:cs="Courier New"/>
+          <w:color w:val="575B5F"/>
+          <w:kern w:val="0"/>
+          <w:sz w:val="21"/>
+          <w:szCs w:val="21"/>
+          <w:bdr w:val="none" w:sz="0" w:space="0" w:color="auto" w:frame="1"/>
+          <w:lang w:eastAsia="en-GB"/>
+          <w14:ligatures w14:val="none"/>
+        </w:rPr>
+        <w:t>if...else</w:t>
+      </w:r>
+      <w:r>
+        <w:rPr>
+          <w:rFonts w:ascii="Helvetica Neue" w:eastAsia="Times New Roman" w:hAnsi="Helvetica Neue" w:cs="Times New Roman"/>
+          <w:color w:val="1B1C1D"/>
+          <w:kern w:val="0"/>
+          <w:lang w:eastAsia="en-GB"/>
+          <w14:ligatures w14:val="none"/>
+        </w:rPr>
+        <w:t xml:space="preserve"> statement in JavaScript is a fundamental control flow statement that allows you to execute different blocks of code based on whether a condition is true or false. It's how your programs make decisions.</w:t>
+      </w:r>
+    </w:p>
+    <w:p>
+      <w:pPr>
+        <w:spacing w:line="420" w:lineRule="atLeast"/>
+        <w:rPr>
+          <w:rFonts w:ascii="Helvetica Neue" w:eastAsia="Times New Roman" w:hAnsi="Helvetica Neue" w:cs="Times New Roman"/>
+          <w:color w:val="1B1C1D"/>
+          <w:kern w:val="0"/>
+          <w:lang w:eastAsia="en-GB"/>
+          <w14:ligatures w14:val="none"/>
+        </w:rPr>
+      </w:pPr>
+    </w:p>
+    <w:p>
+      <w:pPr>
+        <w:spacing w:line="420" w:lineRule="atLeast"/>
+        <w:rPr>
+          <w:rFonts w:ascii="Helvetica Neue" w:eastAsia="Times New Roman" w:hAnsi="Helvetica Neue" w:cs="Times New Roman"/>
+          <w:color w:val="1B1C1D"/>
+          <w:kern w:val="0"/>
+          <w:lang w:eastAsia="en-GB"/>
+          <w14:ligatures w14:val="none"/>
+        </w:rPr>
+      </w:pPr>
       <w:r>
         <w:rPr>
           <w:rFonts w:ascii="Helvetica Neue" w:eastAsia="Times New Roman" w:hAnsi="Helvetica Neue" w:cs="Times New Roman"/>
@@ -97,6 +140,34 @@
           <w:lang w:eastAsia="en-GB"/>
           <w14:ligatures w14:val="none"/>
         </w:rPr>
+        <w:t xml:space="preserve">Basic </w:t>
+      </w:r>
+      <w:r>
+        <w:rPr>
+          <w:rFonts w:ascii="Courier New" w:eastAsia="Times New Roman" w:hAnsi="Courier New" w:cs="Courier New"/>
+          <w:b/>
+          <w:bCs/>
+          <w:color w:val="575B5F"/>
+          <w:kern w:val="0"/>
+          <w:sz w:val="21"/>
+          <w:szCs w:val="21"/>
+          <w:bdr w:val="none" w:sz="0" w:space="0" w:color="auto" w:frame="1"/>
+          <w:lang w:eastAsia="en-GB"/>
+          <w14:ligatures w14:val="none"/>
+        </w:rPr>
+        <w:t>if</w:t>
+      </w:r>
+      <w:r>
+        <w:rPr>
+          <w:rFonts w:ascii="Helvetica Neue" w:eastAsia="Times New Roman" w:hAnsi="Helvetica Neue" w:cs="Times New Roman"/>
+          <w:b/>
+          <w:bCs/>
+          <w:color w:val="1B1C1D"/>
+          <w:kern w:val="0"/>
+          <w:bdr w:val="none" w:sz="0" w:space="0" w:color="auto" w:frame="1"/>
+          <w:lang w:eastAsia="en-GB"/>
+          <w14:ligatures w14:val="none"/>
+        </w:rPr>
         <w:t xml:space="preserve"> Statement:</w:t>
       </w:r>
     </w:p>
@@ -113,19 +184,6 @@
           <w14:ligatures w14:val="none"/>
         </w:rPr>
       </w:pPr>
-      <w:r>
-        <w:rPr>
-          <w:rFonts w:ascii="Helvetica Neue" w:eastAsia="Times New Roman" w:hAnsi="Helvetica Neue" w:cs="Times New Roman"/>
-          <w:color w:val="575B5F"/>
-          <w:kern w:val="0"/>
-          <w:sz w:val="21"/>
-          <w:szCs w:val="21"/>
-          <w:bdr w:val="none" w:sz="0" w:space="0" w:color="auto" w:frame="1"/>
-          <w:lang w:eastAsia="en-GB"/>
-          <w14:ligatures w14:val="none"/>
-        </w:rPr>
-        <w:t>JavaScript</w:t>
-      </w:r>
     </w:p>
     <w:p>
       <w:pPr>
@@ -1662,6 +1720,7 @@
           <w:lang w:eastAsia="en-GB"/>
           <w14:ligatures w14:val="none"/>
         </w:rPr>
+        <w:lastRenderedPageBreak/>
         <w:t xml:space="preserve">  </w:t>
       </w:r>
       <w:r>
@@ -1878,7 +1937,6 @@
           <w:lang w:eastAsia="en-GB"/>
           <w14:ligatures w14:val="none"/>
         </w:rPr>
-        <w:lastRenderedPageBreak/>
         <w:t xml:space="preserve">The conditions are evaluated from top to bottom. Once a condition is found to be </w:t>
       </w:r>
       <w:r>
@@ -4314,6 +4372,7 @@
           <w:lang w:eastAsia="en-GB"/>
           <w14:ligatures w14:val="none"/>
         </w:rPr>
+        <w:lastRenderedPageBreak/>
         <w:t xml:space="preserve">  </w:t>
       </w:r>
       <w:r>
@@ -4804,7 +4863,6 @@
           <w:lang w:eastAsia="en-GB"/>
           <w14:ligatures w14:val="none"/>
         </w:rPr>
-        <w:lastRenderedPageBreak/>
         <w:t>}</w:t>
       </w:r>
     </w:p>
@@ -6551,6 +6609,7 @@
           <w:lang w:eastAsia="en-GB"/>
           <w14:ligatures w14:val="none"/>
         </w:rPr>
+        <w:lastRenderedPageBreak/>
         <w:t xml:space="preserve">Understanding </w:t>
       </w:r>
       <w:r>
@@ -6620,18 +6679,7 @@
           <w:lang w:eastAsia="en-GB"/>
           <w14:ligatures w14:val="none"/>
         </w:rPr>
-        <w:t xml:space="preserve"> statement in JavaScript is another control flow statement that allows you to execute different blocks of code based on the value of a single expression. </w:t>
-      </w:r>
-      <w:r>
-        <w:rPr>
-          <w:rFonts w:ascii="Helvetica Neue" w:eastAsia="Times New Roman" w:hAnsi="Helvetica Neue" w:cs="Times New Roman"/>
-          <w:color w:val="1B1C1D"/>
-          <w:kern w:val="0"/>
-          <w:lang w:eastAsia="en-GB"/>
-          <w14:ligatures w14:val="none"/>
-        </w:rPr>
-        <w:lastRenderedPageBreak/>
-        <w:t xml:space="preserve">It's often a more concise alternative to long </w:t>
+        <w:t xml:space="preserve"> statement in JavaScript is another control flow statement that allows you to execute different blocks of code based on the value of a single expression. It's often a more concise alternative to long </w:t>
       </w:r>
       <w:r>
         <w:rPr>
@@ -8279,6 +8327,7 @@
           <w:lang w:eastAsia="en-GB"/>
           <w14:ligatures w14:val="none"/>
         </w:rPr>
+        <w:lastRenderedPageBreak/>
         <w:t xml:space="preserve">If no match is found, the </w:t>
       </w:r>
       <w:r>
@@ -8703,7 +8752,6 @@
           <w:lang w:eastAsia="en-GB"/>
           <w14:ligatures w14:val="none"/>
         </w:rPr>
-        <w:lastRenderedPageBreak/>
         <w:t xml:space="preserve">    </w:t>
       </w:r>
       <w:r>
@@ -11491,6 +11539,7 @@
           <w:lang w:eastAsia="en-GB"/>
           <w14:ligatures w14:val="none"/>
         </w:rPr>
+        <w:lastRenderedPageBreak/>
         <w:t xml:space="preserve">  </w:t>
       </w:r>
       <w:r>
@@ -11951,7 +12000,6 @@
           <w:lang w:eastAsia="en-GB"/>
           <w14:ligatures w14:val="none"/>
         </w:rPr>
-        <w:lastRenderedPageBreak/>
         <w:t xml:space="preserve">In this example, because there's no </w:t>
       </w:r>
       <w:r>
@@ -13516,6 +13564,7 @@
           <w:lang w:eastAsia="en-GB"/>
           <w14:ligatures w14:val="none"/>
         </w:rPr>
+        <w:lastRenderedPageBreak/>
         <w:t xml:space="preserve">The </w:t>
       </w:r>
       <w:r>
@@ -13724,7 +13773,6 @@
           <w:lang w:eastAsia="en-GB"/>
           <w14:ligatures w14:val="none"/>
         </w:rPr>
-        <w:lastRenderedPageBreak/>
         <w:t>switch</w:t>
       </w:r>
       <w:r>
